--- a/public/doc/klaim/sep/cetakBerkasSEP.docx
+++ b/public/doc/klaim/sep/cetakBerkasSEP.docx
@@ -125,12 +125,19 @@
               <w:bottom w:w="0" w:type="dxa"/>
               <w:right w:w="0" w:type="dxa"/>
             </w:tcMar>
-            <w:vAlign w:val="center"/>
+            <w:vAlign w:val="bottom"/>
           </w:tcPr>
           <w:p>
-            <w:r>
-              <w:rPr>
-                <w:sz w:val="16"/>
+            <w:pPr>
+              <w:rPr>
+                <w:sz w:val="20"/>
+                <w:szCs w:val="20"/>
+              </w:rPr>
+            </w:pPr>
+            <w:r>
+              <w:rPr>
+                <w:sz w:val="20"/>
+                <w:szCs w:val="20"/>
               </w:rPr>
               <w:t>${PRB}</w:t>
             </w:r>
@@ -323,11 +330,19 @@
                 <w:sz w:val="22"/>
               </w:rPr>
             </w:pPr>
+            <w:proofErr w:type="spellStart"/>
             <w:r>
               <w:rPr>
                 <w:sz w:val="22"/>
               </w:rPr>
-              <w:t>Tgl. SEP</w:t>
+              <w:t>Tgl</w:t>
+            </w:r>
+            <w:proofErr w:type="spellEnd"/>
+            <w:r>
+              <w:rPr>
+                <w:sz w:val="22"/>
+              </w:rPr>
+              <w:t>. SEP</w:t>
             </w:r>
           </w:p>
         </w:tc>
@@ -399,12 +414,14 @@
                 <w:sz w:val="22"/>
               </w:rPr>
             </w:pPr>
+            <w:proofErr w:type="spellStart"/>
             <w:r>
               <w:rPr>
                 <w:sz w:val="22"/>
               </w:rPr>
               <w:t>Peserta</w:t>
             </w:r>
+            <w:proofErr w:type="spellEnd"/>
           </w:p>
         </w:tc>
         <w:tc>
@@ -834,11 +851,19 @@
                 <w:sz w:val="22"/>
               </w:rPr>
             </w:pPr>
+            <w:proofErr w:type="spellStart"/>
             <w:r>
               <w:rPr>
                 <w:sz w:val="22"/>
               </w:rPr>
-              <w:t>Tgl. Lahir</w:t>
+              <w:t>Tgl</w:t>
+            </w:r>
+            <w:proofErr w:type="spellEnd"/>
+            <w:r>
+              <w:rPr>
+                <w:sz w:val="22"/>
+              </w:rPr>
+              <w:t>. Lahir</w:t>
             </w:r>
           </w:p>
         </w:tc>
@@ -997,8 +1022,16 @@
               <w:rPr>
                 <w:sz w:val="22"/>
               </w:rPr>
-              <w:t>No. Telepon</w:t>
-            </w:r>
+              <w:t xml:space="preserve">No. </w:t>
+            </w:r>
+            <w:proofErr w:type="spellStart"/>
+            <w:r>
+              <w:rPr>
+                <w:sz w:val="22"/>
+              </w:rPr>
+              <w:t>Telepon</w:t>
+            </w:r>
+            <w:proofErr w:type="spellEnd"/>
           </w:p>
         </w:tc>
         <w:tc>
@@ -1162,8 +1195,16 @@
               <w:rPr>
                 <w:sz w:val="22"/>
               </w:rPr>
-              <w:t>Sub/Spesialis</w:t>
-            </w:r>
+              <w:t>Sub/</w:t>
+            </w:r>
+            <w:proofErr w:type="spellStart"/>
+            <w:r>
+              <w:rPr>
+                <w:sz w:val="22"/>
+              </w:rPr>
+              <w:t>Spesialis</w:t>
+            </w:r>
+            <w:proofErr w:type="spellEnd"/>
           </w:p>
         </w:tc>
         <w:tc>
@@ -1488,12 +1529,28 @@
                 <w:sz w:val="22"/>
               </w:rPr>
             </w:pPr>
+            <w:proofErr w:type="spellStart"/>
             <w:r>
               <w:rPr>
                 <w:sz w:val="22"/>
               </w:rPr>
-              <w:t>Faskes Perujuk</w:t>
-            </w:r>
+              <w:t>Faskes</w:t>
+            </w:r>
+            <w:proofErr w:type="spellEnd"/>
+            <w:r>
+              <w:rPr>
+                <w:sz w:val="22"/>
+              </w:rPr>
+              <w:t xml:space="preserve"> </w:t>
+            </w:r>
+            <w:proofErr w:type="spellStart"/>
+            <w:r>
+              <w:rPr>
+                <w:sz w:val="22"/>
+              </w:rPr>
+              <w:t>Perujuk</w:t>
+            </w:r>
+            <w:proofErr w:type="spellEnd"/>
           </w:p>
         </w:tc>
         <w:tc>
@@ -1850,15 +1907,207 @@
                 <w:sz w:val="16"/>
                 <w:szCs w:val="16"/>
               </w:rPr>
-              <w:t>* Saya menyetujui BPJS Kesehatan menggunakan informasi medis pasien jika diperlukan.</w:t>
-            </w:r>
+              <w:t xml:space="preserve">* Saya </w:t>
+            </w:r>
+            <w:proofErr w:type="spellStart"/>
             <w:r>
               <w:rPr>
                 <w:sz w:val="16"/>
                 <w:szCs w:val="16"/>
               </w:rPr>
+              <w:t>menyetujui</w:t>
+            </w:r>
+            <w:proofErr w:type="spellEnd"/>
+            <w:r>
+              <w:rPr>
+                <w:sz w:val="16"/>
+                <w:szCs w:val="16"/>
+              </w:rPr>
+              <w:t xml:space="preserve"> BPJS Kesehatan </w:t>
+            </w:r>
+            <w:proofErr w:type="spellStart"/>
+            <w:r>
+              <w:rPr>
+                <w:sz w:val="16"/>
+                <w:szCs w:val="16"/>
+              </w:rPr>
+              <w:t>menggunakan</w:t>
+            </w:r>
+            <w:proofErr w:type="spellEnd"/>
+            <w:r>
+              <w:rPr>
+                <w:sz w:val="16"/>
+                <w:szCs w:val="16"/>
+              </w:rPr>
+              <w:t xml:space="preserve"> </w:t>
+            </w:r>
+            <w:proofErr w:type="spellStart"/>
+            <w:r>
+              <w:rPr>
+                <w:sz w:val="16"/>
+                <w:szCs w:val="16"/>
+              </w:rPr>
+              <w:t>informasi</w:t>
+            </w:r>
+            <w:proofErr w:type="spellEnd"/>
+            <w:r>
+              <w:rPr>
+                <w:sz w:val="16"/>
+                <w:szCs w:val="16"/>
+              </w:rPr>
+              <w:t xml:space="preserve"> </w:t>
+            </w:r>
+            <w:proofErr w:type="spellStart"/>
+            <w:r>
+              <w:rPr>
+                <w:sz w:val="16"/>
+                <w:szCs w:val="16"/>
+              </w:rPr>
+              <w:t>medis</w:t>
+            </w:r>
+            <w:proofErr w:type="spellEnd"/>
+            <w:r>
+              <w:rPr>
+                <w:sz w:val="16"/>
+                <w:szCs w:val="16"/>
+              </w:rPr>
+              <w:t xml:space="preserve"> </w:t>
+            </w:r>
+            <w:proofErr w:type="spellStart"/>
+            <w:r>
+              <w:rPr>
+                <w:sz w:val="16"/>
+                <w:szCs w:val="16"/>
+              </w:rPr>
+              <w:t>pasien</w:t>
+            </w:r>
+            <w:proofErr w:type="spellEnd"/>
+            <w:r>
+              <w:rPr>
+                <w:sz w:val="16"/>
+                <w:szCs w:val="16"/>
+              </w:rPr>
+              <w:t xml:space="preserve"> </w:t>
+            </w:r>
+            <w:proofErr w:type="spellStart"/>
+            <w:r>
+              <w:rPr>
+                <w:sz w:val="16"/>
+                <w:szCs w:val="16"/>
+              </w:rPr>
+              <w:t>jika</w:t>
+            </w:r>
+            <w:proofErr w:type="spellEnd"/>
+            <w:r>
+              <w:rPr>
+                <w:sz w:val="16"/>
+                <w:szCs w:val="16"/>
+              </w:rPr>
+              <w:t xml:space="preserve"> </w:t>
+            </w:r>
+            <w:proofErr w:type="spellStart"/>
+            <w:r>
+              <w:rPr>
+                <w:sz w:val="16"/>
+                <w:szCs w:val="16"/>
+              </w:rPr>
+              <w:t>diperlukan</w:t>
+            </w:r>
+            <w:proofErr w:type="spellEnd"/>
+            <w:r>
+              <w:rPr>
+                <w:sz w:val="16"/>
+                <w:szCs w:val="16"/>
+              </w:rPr>
+              <w:t>.</w:t>
+            </w:r>
+            <w:r>
+              <w:rPr>
+                <w:sz w:val="16"/>
+                <w:szCs w:val="16"/>
+              </w:rPr>
               <w:br/>
-              <w:t xml:space="preserve"> * SEP bukan sebagai bukti penjamin peserta.</w:t>
+              <w:t xml:space="preserve"> * SEP </w:t>
+            </w:r>
+            <w:proofErr w:type="spellStart"/>
+            <w:r>
+              <w:rPr>
+                <w:sz w:val="16"/>
+                <w:szCs w:val="16"/>
+              </w:rPr>
+              <w:t>bukan</w:t>
+            </w:r>
+            <w:proofErr w:type="spellEnd"/>
+            <w:r>
+              <w:rPr>
+                <w:sz w:val="16"/>
+                <w:szCs w:val="16"/>
+              </w:rPr>
+              <w:t xml:space="preserve"> </w:t>
+            </w:r>
+            <w:proofErr w:type="spellStart"/>
+            <w:r>
+              <w:rPr>
+                <w:sz w:val="16"/>
+                <w:szCs w:val="16"/>
+              </w:rPr>
+              <w:t>sebagai</w:t>
+            </w:r>
+            <w:proofErr w:type="spellEnd"/>
+            <w:r>
+              <w:rPr>
+                <w:sz w:val="16"/>
+                <w:szCs w:val="16"/>
+              </w:rPr>
+              <w:t xml:space="preserve"> </w:t>
+            </w:r>
+            <w:proofErr w:type="spellStart"/>
+            <w:r>
+              <w:rPr>
+                <w:sz w:val="16"/>
+                <w:szCs w:val="16"/>
+              </w:rPr>
+              <w:t>bukti</w:t>
+            </w:r>
+            <w:proofErr w:type="spellEnd"/>
+            <w:r>
+              <w:rPr>
+                <w:sz w:val="16"/>
+                <w:szCs w:val="16"/>
+              </w:rPr>
+              <w:t xml:space="preserve"> </w:t>
+            </w:r>
+            <w:proofErr w:type="spellStart"/>
+            <w:r>
+              <w:rPr>
+                <w:sz w:val="16"/>
+                <w:szCs w:val="16"/>
+              </w:rPr>
+              <w:t>penjamin</w:t>
+            </w:r>
+            <w:proofErr w:type="spellEnd"/>
+            <w:r>
+              <w:rPr>
+                <w:sz w:val="16"/>
+                <w:szCs w:val="16"/>
+              </w:rPr>
+              <w:t xml:space="preserve"> </w:t>
+            </w:r>
+            <w:proofErr w:type="spellStart"/>
+            <w:r>
+              <w:rPr>
+                <w:sz w:val="16"/>
+                <w:szCs w:val="16"/>
+              </w:rPr>
+              <w:t>peserta</w:t>
+            </w:r>
+            <w:proofErr w:type="spellEnd"/>
+            <w:r>
+              <w:rPr>
+                <w:sz w:val="16"/>
+                <w:szCs w:val="16"/>
+              </w:rPr>
+              <w:t>.</w:t>
             </w:r>
             <w:r>
               <w:rPr>
@@ -2191,13 +2440,47 @@
                 <w:sz w:val="22"/>
               </w:rPr>
             </w:pPr>
+            <w:proofErr w:type="spellStart"/>
             <w:r>
               <w:rPr>
                 <w:sz w:val="20"/>
                 <w:szCs w:val="20"/>
               </w:rPr>
-              <w:t>Pasien/Keluarga Pasien</w:t>
-            </w:r>
+              <w:t>Pasien</w:t>
+            </w:r>
+            <w:proofErr w:type="spellEnd"/>
+            <w:r>
+              <w:rPr>
+                <w:sz w:val="20"/>
+                <w:szCs w:val="20"/>
+              </w:rPr>
+              <w:t>/</w:t>
+            </w:r>
+            <w:proofErr w:type="spellStart"/>
+            <w:r>
+              <w:rPr>
+                <w:sz w:val="20"/>
+                <w:szCs w:val="20"/>
+              </w:rPr>
+              <w:t>Keluarga</w:t>
+            </w:r>
+            <w:proofErr w:type="spellEnd"/>
+            <w:r>
+              <w:rPr>
+                <w:sz w:val="20"/>
+                <w:szCs w:val="20"/>
+              </w:rPr>
+              <w:t xml:space="preserve"> </w:t>
+            </w:r>
+            <w:proofErr w:type="spellStart"/>
+            <w:r>
+              <w:rPr>
+                <w:sz w:val="20"/>
+                <w:szCs w:val="20"/>
+              </w:rPr>
+              <w:t>Pasien</w:t>
+            </w:r>
+            <w:proofErr w:type="spellEnd"/>
             <w:r>
               <w:rPr>
                 <w:sz w:val="22"/>
@@ -2228,8 +2511,8 @@
       </w:pPr>
     </w:p>
     <w:sectPr>
-      <w:pgSz w:w="11906" w:h="5363" w:orient="landscape"/>
-      <w:pgMar w:top="142" w:right="283" w:bottom="142" w:left="312" w:header="57" w:footer="227" w:gutter="0"/>
+      <w:pgSz w:w="11907" w:h="5500" w:orient="landscape"/>
+      <w:pgMar w:top="142" w:right="284" w:bottom="0" w:left="312" w:header="57" w:footer="227" w:gutter="0"/>
       <w:cols w:space="720"/>
       <w:docGrid w:linePitch="360"/>
     </w:sectPr>

--- a/public/doc/klaim/sep/cetakBerkasSEP.docx
+++ b/public/doc/klaim/sep/cetakBerkasSEP.docx
@@ -2511,7 +2511,7 @@
       </w:pPr>
     </w:p>
     <w:sectPr>
-      <w:pgSz w:w="11907" w:h="5500" w:orient="landscape"/>
+      <w:pgSz w:w="11907" w:h="5670" w:orient="landscape"/>
       <w:pgMar w:top="142" w:right="284" w:bottom="0" w:left="312" w:header="57" w:footer="227" w:gutter="0"/>
       <w:cols w:space="720"/>
       <w:docGrid w:linePitch="360"/>
